--- a/report/初步设计方案.docx
+++ b/report/初步设计方案.docx
@@ -3904,7 +3904,7 @@
       <w:r>
         <w:drawing>
           <wp:inline xmlns:a="http://schemas.openxmlformats.org/drawingml/2006/main" xmlns:pic="http://schemas.openxmlformats.org/drawingml/2006/picture">
-            <wp:extent cx="5029200" cy="2690900"/>
+            <wp:extent cx="5029200" cy="2560728"/>
             <wp:docPr id="1" name="Picture 1"/>
             <wp:cNvGraphicFramePr>
               <a:graphicFrameLocks noChangeAspect="1"/>
@@ -3925,7 +3925,7 @@
                   <pic:spPr>
                     <a:xfrm>
                       <a:off x="0" y="0"/>
-                      <a:ext cx="5029200" cy="2690900"/>
+                      <a:ext cx="5029200" cy="2560728"/>
                     </a:xfrm>
                     <a:prstGeom prst="rect"/>
                   </pic:spPr>
@@ -3970,7 +3970,7 @@
           <w:sz w:val="21"/>
           <w:lang w:eastAsia="zh-CN"/>
         </w:rPr>
-        <w:t xml:space="preserve">　系统总体框图（第一层：功能子系统）</w:t>
+        <w:t xml:space="preserve">　系统总体框图（第一层：7 个功能子系统，含模块功能与模块间信号传递关系）</w:t>
       </w:r>
     </w:p>
     <w:p>

--- a/report/初步设计方案.docx
+++ b/report/初步设计方案.docx
@@ -3970,7 +3970,7 @@
           <w:sz w:val="21"/>
           <w:lang w:eastAsia="zh-CN"/>
         </w:rPr>
-        <w:t xml:space="preserve">　系统总体框图（第一层：7 个功能子系统，含模块功能与模块间信号传递关系）</w:t>
+        <w:t xml:space="preserve">　系统总体框图（第一层：7 个功能子系统，含模块功能与主要信号）</w:t>
       </w:r>
     </w:p>
     <w:p>
